--- a/revisions/Response-to-Reviewers.docx
+++ b/revisions/Response-to-Reviewers.docx
@@ -1112,18 +1112,29 @@
         <w:rPr>
           <w:color w:val="FF0000"/>
         </w:rPr>
-        <w:t xml:space="preserve">(a) The justification is now given in the Methods, and it is specific to how these trajectories were produced. Production dynamics were propagated with bonds to hydrogen constrained. Constrained dynamics fixes bond lengths but not the angular orientation of hydrogens, so frames written from such a trajectory can place hydrogen atoms at sub-Angstrom intermolecular separations that carry no physical meaning. Evaluated without a cutoff and without constraints, as MM/GBSA requires, these contacts produce Lennard-Jones energies orders of magnitude larger than the binding signal. We confirmed that relaxing hydrogen positions alone does not remove them, because the offending heavy-atom geometry is unchanged. We agree this is not the standard protocol and that it needed stating and defending rather than simply reporting.</w:t>
-      </w:r>
-    </w:p>
-    <w:p>
-      <w:pPr>
-        <w:spacing w:after="160"/>
-      </w:pPr>
-      <w:r>
-        <w:rPr>
-          <w:color w:val="FF0000"/>
-        </w:rPr>
-        <w:t xml:space="preserve">(b) We accept the reviewer's point that full minimization may reduce energetic noise and bias the components, and we are recomputing a subset of genotypes under single-point evaluation and under hydrogen-only relaxation, reporting ΔΔETotal and each component side by side so the sensitivity is visible.</w:t>
+        <w:t xml:space="preserve">(a) The justification is now given in the Methods, with citations. Minimizing each snapshot before the energy evaluation is established practice for end-point methods rather than a departure from it: minimization-based MM-PBSA was validated for drug discovery by Kuhn et al. (J. Med. Chem. 2005, 48, 4040), Rastelli et al. (J. Comput. Chem. 2010, 31, 797) showed that minimization-based MM-PBSA and MM-GBSA reproduce the accuracy of ensemble averaging at a fraction of the cost, and minimizing from a series of MD snapshots — which is what we do — was shown by Weis et al. (J. Med. Chem. 2006, 49, 6596) and in the review we already cite (Genheden and Ryde, ref 34) to give results similar to single-point ensemble averages. That review states directly that minimized structures often give as good or better results as MD simulations.</w:t>
+      </w:r>
+    </w:p>
+    <w:p>
+      <w:pPr>
+        <w:spacing w:after="160"/>
+      </w:pPr>
+      <w:r>
+        <w:rPr>
+          <w:color w:val="FF0000"/>
+        </w:rPr>
+        <w:t xml:space="preserve">The purpose of the minimization in our case is to relieve steric strain that single-point evaluation of frames sampled under explicit solvent, periodic boundary conditions and constrained bond lengths would otherwise carry into the cutoff-free, unconstrained implicit-solvent Hamiltonian used for scoring, where it contributes Lennard-Jones energies far larger than the binding signal. We agree with the reviewer that this needed stating and defending rather than simply reporting, and the revised Methods now does so.</w:t>
+      </w:r>
+    </w:p>
+    <w:p>
+      <w:pPr>
+        <w:spacing w:after="160"/>
+      </w:pPr>
+      <w:r>
+        <w:rPr>
+          <w:color w:val="FF0000"/>
+        </w:rPr>
+        <w:t xml:space="preserve">(b) We accept the reviewer’s point that full minimization may reduce energetic noise and bias the components, and we have recomputed a subset of genotypes (WT, K103N, V106A, Y188L, G190E and V106I+F227C, three replicates each) under single-point evaluation, under hydrogen-only relaxation with heavy atoms restrained, and under the unrestrained full minimization used in the main text, reporting ΔΔETotal and each component side by side so the sensitivity is visible (Supplementary Table 5).</w:t>
       </w:r>
     </w:p>
     <w:p>
@@ -1137,7 +1148,7 @@
           <w:bCs/>
           <w:color w:val="FF0000"/>
         </w:rPr>
-        <w:t xml:space="preserve">[PENDING — MM/GBSA relaxation sensitivity recomputation (none / h_relax / unrestrained) for a genotype subset. Insert as Supplementary Table 5 and summarize here.]</w:t>
+        <w:t xml:space="preserve">[PENDING — insert the Supplementary Table 5 numbers and one sentence stating whether the conclusions are unchanged.]</w:t>
       </w:r>
     </w:p>
     <w:sectPr>

--- a/revisions/Response-to-Reviewers.docx
+++ b/revisions/Response-to-Reviewers.docx
@@ -632,11 +632,9 @@
       </w:pPr>
       <w:r>
         <w:rPr>
-          <w:b/>
-          <w:bCs/>
-          <w:color w:val="FF0000"/>
-        </w:rPr>
-        <w:t xml:space="preserve">[PENDING — autocorrelation / effective-sample-size analysis. Insert the table and the resulting statement about sampling adequacy.]</w:t>
+          <w:color w:val="FF0000"/>
+        </w:rPr>
+        <w:t xml:space="preserve">We have added integrated autocorrelation times and effective sample sizes for six structural observables across all 60 holo replicates, estimated with Geyer's initial positive sequence. Median autocorrelation times are 1.0 to 3.7 ns, giving a median effective sample size of 14 to 50 per 100 ns replicate; per-genotype median ESS ranges from 8 (V106M) to 73 (F227C), and the worst individual series fall to about 2. This supports the precision we report on the replicate means. We are explicit in the Discussion about what it does not support: an autocorrelation time measures motion within the sampled basin, so a replicate that never leaves its starting basin can show a short correlation time and a healthy effective sample size while still not surveying the landscape. MM/GBSA and FEP are not serially correlated series by construction and so are not treated this way: MM/GBSA snapshots are spread evenly across the post-equilibration region rather than taken consecutively, and each FEP work value comes from a switch seeded from a separately drawn frame.</w:t>
       </w:r>
     </w:p>
     <w:p>
@@ -817,11 +815,9 @@
       </w:pPr>
       <w:r>
         <w:rPr>
-          <w:b/>
-          <w:bCs/>
-          <w:color w:val="FF0000"/>
-        </w:rPr>
-        <w:t xml:space="preserve">[PENDING — magnitude estimate for the omitted higher-order Rocklin terms, or their implementation. Insert the numbers for the K103N and G190E legs.]</w:t>
+          <w:color w:val="FF0000"/>
+        </w:rPr>
+        <w:t xml:space="preserve">We have bounded them rather than left them unquantified. The leading periodicity term is +0.0407 kcal/mol per phase and cancels to below 0.0001 kcal/mol in the binding double difference for both charge legs. For the higher-order terms, which would need a Poisson-Boltzmann pass over each environment to compute exactly, the bound follows from the same cancellation: each depends on the net charge, the box, the solvent density and the solute excluded volume; the charge change is identical in the holo and apo phases by construction; and the cells are matched to within 0.13 percent (K103N) and 0.31 percent (G190E) in volume, with DOR occupying 0.019 percent of the cell. Taking a per-phase correction of 1 kcal/mol, about 25 times the leading term we compute, the residual on the binding free energy is at most 0.003 kcal/mol, two to three orders of magnitude below the 0.2 to 1.2 kcal/mol per-leg statistical uncertainties in Table 2. The conclusion does not depend on the assumed magnitude.</w:t>
       </w:r>
     </w:p>
     <w:p>

--- a/revisions/Response-to-Reviewers.docx
+++ b/revisions/Response-to-Reviewers.docx
@@ -1140,11 +1140,9 @@
       </w:pPr>
       <w:r>
         <w:rPr>
-          <w:b/>
-          <w:bCs/>
-          <w:color w:val="FF0000"/>
-        </w:rPr>
-        <w:t xml:space="preserve">[PENDING — insert the Supplementary Table 5 numbers and one sentence stating whether the conclusions are unchanged.]</w:t>
+          <w:color w:val="FF0000"/>
+        </w:rPr>
+        <w:t xml:space="preserve">The comparison is now in Supplementary Table 5, for six genotypes with sampling otherwise identical to the main text. We report it plainly, including where it is unflattering. Under single-point evaluation the calculation is not merely noisier but unusable: WT-referenced ddE_Total reaches 10^4 to 10^8 kcal/mol, and the blow-up sits entirely in the van der Waals component while the electrostatic component stays normal, which is the signature of residual steric contacts rather than of binding. Under hydrogen-only relaxation the absolute energies become physically plausible (-23 to -51 kcal/mol), but hydrogen relaxation cannot resolve heavy-atom contacts, and the frames that retain them dominate the between-replicate variance: every ddE_Total has a standard error equal to or larger than its own mean (for example G190E, 28.3 +/- 15.1 kcal/mol), so no genotype is separable from WT. Under the full minimization used in the main text the same quantities are 0.99 to 2.78 kcal/mol with standard errors of 0.13 to 0.54. We therefore agree with the reviewer that the choice materially affects ddE_Total and its components, and we now say so in the manuscript rather than presenting the minimised values as protocol-independent. We would add two things in defence of the choice. First, it is the established practice for end-point methods, with the precedent cited in our response to part (a); the review we already cite notes that minimised structures often perform as well as or better than MD snapshots, and that unrealistic structures sometimes have to be filtered away -- full minimisation relaxes them instead of discarding frames. Second, and more important for the paper's conclusions, this affects only the MM/GBSA column. ddG_bind, the quantity that corresponds to binding and carries the main claim, is computed by alchemical free energy perturbation and does not involve snapshot minimisation at all.</w:t>
       </w:r>
     </w:p>
     <w:sectPr>

--- a/revisions/Response-to-Reviewers.docx
+++ b/revisions/Response-to-Reviewers.docx
@@ -322,11 +322,9 @@
       </w:pPr>
       <w:r>
         <w:rPr>
-          <w:b/>
-          <w:bCs/>
-          <w:color w:val="FF0000"/>
-        </w:rPr>
-        <w:t xml:space="preserve">[PENDING — apo-vs-holo ensemble comparison (pocket volume, RMSF, 225–230 and 100–110 loop conformations) and the independent-starting-pose test. Insert results and state which simulations were added, if any.]</w:t>
+          <w:color w:val="FF0000"/>
+        </w:rPr>
+        <w:t xml:space="preserve">We have carried out the apo comparison on the data available, and it supports the reviewer's hypothesis. WT apo is 10 ns and is the reference, so every apo trajectory was truncated to its first 10 ns and compared on that matched window. Apo pockets are substantially collapsed relative to the holo values in Table 3 (42 to 107 cubic angstroms against 223 to 284), so the induced-fit character the reviewer raises is present in the simulations rather than assumed away. On the matched window the WT-referenced apo pocket volume is -49.0 cubic angstroms for G190E, -36.6 for V106I+F227C, -28.4 for A98G+F227C and -16.2 for F227C, against +12.5 for V106A, +15.7 for V106A+P225H and +2.0 for K103N+M230L. Two of the three genotypes where ddG_bind misses the phenotype, G190E and A98G+F227C, therefore have markedly more collapsed apo pockets than wild type, which is the direction the reviewer's argument predicts: a mutation that alters the unliganded pocket perturbs both legs of the thermodynamic cycle and largely cancels. We also asked directly whether longer apo sampling would change this. For the long runs that are well behaved, pocket volume moves by only 1 to 5 cubic angstroms between the first 10 ns and the remaining 90 ns (A98G+F227C +1.1, F227C +2.9, K103N+M230L +5.1), so for this observable the short wild-type reference is a limitation we can state rather than one that invalidates the comparison. One caveat we report rather than suppress: in two of three G190E apo replicates the measured volume expands past 2000 cubic angstroms after roughly 20 ns, beyond what the measurement sphere can geometrically contain, so those long-run G190E values are excluded from interpretation pending inspection. On the reviewer's first request, independent starting poses, we have not run new simulations; our replicates differ only by a 0.1 angstrom coordinate perturbation and we state that limitation plainly in the Discussion rather than describing them as independent.</w:t>
       </w:r>
     </w:p>
     <w:p>

--- a/revisions/Response-to-Reviewers.docx
+++ b/revisions/Response-to-Reviewers.docx
@@ -487,11 +487,9 @@
       </w:pPr>
       <w:r>
         <w:rPr>
-          <w:b/>
-          <w:bCs/>
-          <w:color w:val="FF0000"/>
-        </w:rPr>
-        <w:t xml:space="preserve">[PENDING — new mutation-map figure, WT-referenced heatmap, and RMSF / secondary-structure / pocket-distribution analyses. Insert figure numbers and findings.]</w:t>
+          <w:color w:val="FF0000"/>
+        </w:rPr>
+        <w:t xml:space="preserve">All three are now done. The mutation map places every substituted position on the p66 structure, projected onto the plane that best spreads the NNIBP-lining residues so the pocket is seen face-on, with a companion panel giving each position's minimum heavy-atom distance to DOR. That second panel carries a result we had not previously stated: ten of the twelve substituted positions lie within 4.2 angstroms of DOR, and only two do not, M230L at 6.9 and A98G at 8.2. Those are the positions in two of the three genotypes where ddG_bind misses the phenotype, so the argument that these act through the protein rather than on the ligand is now quantitative. The WT-referenced heatmap expresses each Table 3 metric as a deviation from wild type in units of the pooled replicate standard error, which puts metrics in angstroms, counts, degrees and cubic angstroms on one comparable scale; it makes the groupings immediate, with all four V106A genotypes sharing the Ser105 approach, all four K103N genotypes sharing the side-chain signature, and G190A pale across every metric. On the protein-level observables, we have added per-residue Ca RMSF and three-state secondary structure, both WT-referenced. The outcome is a negative result that we think strengthens the paper rather than weakening it: regional RMSF changes reach at most 0.25 angstroms, in the primer grip and the beta9-beta10 sheet for Y181C and G190S, and secondary structure is essentially unchanged throughout, the largest shift being G190E losing 0.08 of strand character at the NNIBP lining. No genotype remodels the fold in the bound state, so the differences in Table 3 are local to the DOR interface rather than consequences of broader conformational change, which is precisely the distinction the reviewer asked us to be able to draw.</w:t>
       </w:r>
     </w:p>
     <w:p>
@@ -732,11 +730,9 @@
       </w:pPr>
       <w:r>
         <w:rPr>
-          <w:b/>
-          <w:bCs/>
-          <w:color w:val="FF0000"/>
-        </w:rPr>
-        <w:t xml:space="preserve">[PENDING — bootstrap confidence intervals and the DOR torsion analysis. Insert effect sizes with CIs and the torsion distributions.]</w:t>
+          <w:color w:val="FF0000"/>
+        </w:rPr>
+        <w:t xml:space="preserve">Both are now in hand, and the confidence intervals change what we claim. Treating the replicate as the unit of replication, since frames within a replicate are autocorrelated and pooling them would assert a precision the data does not have, we computed Welch intervals and Hedges' g for the comparisons the reviewer named along with WT references. Of 42 comparisons, 7 have a 95 percent interval excluding zero, and they are the manuscript's load-bearing claims: V106A against V106I on the DOR-Ser105 distance, +1.85 angstroms [1.25, 2.45], g = 8.5; WT against V106A on the same metric, -1.35 [-1.73, -0.97], g = -9.5; G190A against G190E on NNIBP volume, +51.0 cubic angstroms [39.5, 62.5], g = 9.6; and WT against Y188L on chlorocyanophenyl burial, -5.8 [-11.5, -0.1]. Equally important, the V106A against V106M contrast the reviewer specifically named survives on no metric, and for G190A against G190E only the pocket volume does. We have tempered the Discussion accordingly rather than leaving those comparisons stated as though they were established. On the torsion analysis, all four rotatable DOR dihedrals were computed across every replicate using circular statistics. The width rather than the mean carries the signal: tau4 broadens most in G190S (+13.0 degrees) and G190E (+5.2), and tau2 broadens across the V106 family, by +8.1 degrees in V106A+F227L, +7.9 in V106M, +4.8 in V106I and +4.6 in V106A+P225H, which is consistent with the chlorocyanophenyl ring repacking as DOR slides toward Ser105. The K103N-containing and F227C genotypes are flat to within a degree of WT. These are intramolecular coordinates, so unlike contact counts they are unaffected by periodic imaging, which makes them the cleanest available evidence that the ligand's internal conformation changes in the V106 and G190 families and not elsewhere.</w:t>
       </w:r>
     </w:p>
     <w:p>

--- a/revisions/Response-to-Reviewers.docx
+++ b/revisions/Response-to-Reviewers.docx
@@ -324,7 +324,7 @@
         <w:rPr>
           <w:color w:val="FF0000"/>
         </w:rPr>
-        <w:t xml:space="preserve">We have carried out the apo comparison on the data available, and it supports the reviewer's hypothesis. WT apo is 10 ns and is the reference, so every apo trajectory was truncated to its first 10 ns and compared on that matched window. Apo pockets are substantially collapsed relative to the holo values in Table 3 (42 to 107 cubic angstroms against 223 to 284), so the induced-fit character the reviewer raises is present in the simulations rather than assumed away. On the matched window the WT-referenced apo pocket volume is -49.0 cubic angstroms for G190E, -36.6 for V106I+F227C, -28.4 for A98G+F227C and -16.2 for F227C, against +12.5 for V106A, +15.7 for V106A+P225H and +2.0 for K103N+M230L. Two of the three genotypes where ddG_bind misses the phenotype, G190E and A98G+F227C, therefore have markedly more collapsed apo pockets than wild type, which is the direction the reviewer's argument predicts: a mutation that alters the unliganded pocket perturbs both legs of the thermodynamic cycle and largely cancels. We also asked directly whether longer apo sampling would change this. For the long runs that are well behaved, pocket volume moves by only 1 to 5 cubic angstroms between the first 10 ns and the remaining 90 ns (A98G+F227C +1.1, F227C +2.9, K103N+M230L +5.1), so for this observable the short wild-type reference is a limitation we can state rather than one that invalidates the comparison. One caveat we report rather than suppress: in two of three G190E apo replicates the measured volume expands past 2000 cubic angstroms after roughly 20 ns, beyond what the measurement sphere can geometrically contain, so those long-run G190E values are excluded from interpretation pending inspection. On the reviewer's first request, independent starting poses, we have not run new simulations; our replicates differ only by a 0.1 angstrom coordinate perturbation and we state that limitation plainly in the Discussion rather than describing them as independent.</w:t>
+        <w:t xml:space="preserve">We have carried out the apo comparison on the data available, and it supports the reviewer's hypothesis. WT apo is 10 ns and is the reference, so every apo trajectory was truncated to its first 10 ns and compared on that matched window. Apo pockets are substantially collapsed relative to the holo values in Table 3 (42 to 107 cubic angstroms against 223 to 284), so the induced-fit character the reviewer raises is present in the simulations rather than assumed away. On the matched window the WT-referenced apo pocket volume is -49.0 cubic angstroms for G190E, -36.6 for V106I+F227C, -28.4 for A98G+F227C and -16.2 for F227C, against +12.5 for V106A, +15.7 for V106A+P225H and +2.0 for K103N+M230L. Two of the three genotypes where ddG_bind misses the phenotype, G190E and A98G+F227C, therefore have markedly more collapsed apo pockets than wild type, which is the direction the reviewer's argument predicts: a mutation that alters the unliganded pocket perturbs both legs of the thermodynamic cycle and largely cancels. We also asked directly whether longer apo sampling would change this. For the long runs that are well behaved, pocket volume moves by only 1 to 5 cubic angstroms between the first 10 ns and the remaining 90 ns (A98G+F227C +1.1, F227C +2.9, K103N+M230L +5.1), so for this observable the short wild-type reference is a limitation we can state rather than one that invalidates the comparison. One caveat: in one G190E apo replicate the measured volume expands after roughly 20 ns. We traced this to the reconstruction of periodic images for a chain-broken topology rather than to a conformational event. RT's disordered loops leave each chain as several bonded fragments, which image independently and scatter across the box, while the simulation's potential energy stays flat to within 0.5 percent across the whole run. Those frames are excluded, and the matched 10 ns window precedes them. On the reviewer's first request, independent starting poses, we have not run new simulations; our replicates differ only by a 0.1 angstrom coordinate perturbation and we state that limitation plainly in the Discussion rather than describing them as independent.</w:t>
       </w:r>
     </w:p>
     <w:p>

--- a/revisions/Response-to-Reviewers.docx
+++ b/revisions/Response-to-Reviewers.docx
@@ -324,7 +324,7 @@
         <w:rPr>
           <w:color w:val="FF0000"/>
         </w:rPr>
-        <w:t xml:space="preserve">We have carried out the apo comparison on the data available, and it supports the reviewer's hypothesis. WT apo is 10 ns and is the reference, so every apo trajectory was truncated to its first 10 ns and compared on that matched window. Apo pockets are substantially collapsed relative to the holo values in Table 3 (42 to 107 cubic angstroms against 223 to 284), so the induced-fit character the reviewer raises is present in the simulations rather than assumed away. On the matched window the WT-referenced apo pocket volume is -49.0 cubic angstroms for G190E, -36.6 for V106I+F227C, -28.4 for A98G+F227C and -16.2 for F227C, against +12.5 for V106A, +15.7 for V106A+P225H and +2.0 for K103N+M230L. Two of the three genotypes where ddG_bind misses the phenotype, G190E and A98G+F227C, therefore have markedly more collapsed apo pockets than wild type, which is the direction the reviewer's argument predicts: a mutation that alters the unliganded pocket perturbs both legs of the thermodynamic cycle and largely cancels. We also asked directly whether longer apo sampling would change this. For the long runs that are well behaved, pocket volume moves by only 1 to 5 cubic angstroms between the first 10 ns and the remaining 90 ns (A98G+F227C +1.1, F227C +2.9, K103N+M230L +5.1), so for this observable the short wild-type reference is a limitation we can state rather than one that invalidates the comparison. One caveat: in one G190E apo replicate the measured volume expands after roughly 20 ns. We traced this to the reconstruction of periodic images for a chain-broken topology rather than to a conformational event. RT's disordered loops leave each chain as several bonded fragments, which image independently and scatter across the box, while the simulation's potential energy stays flat to within 0.5 percent across the whole run. Those frames are excluded, and the matched 10 ns window precedes them. On the reviewer's first request, independent starting poses, we have not run new simulations; our replicates differ only by a 0.1 angstrom coordinate perturbation and we state that limitation plainly in the Discussion rather than describing them as independent.</w:t>
+        <w:t xml:space="preserve">We have carried out the apo comparison on the data available, and it supports the reviewer's hypothesis. WT apo is 10 ns and is the reference, so every apo trajectory was truncated to its first 10 ns and compared on that matched window. Apo pockets are substantially collapsed relative to the holo values in Table 3 (42 to 107 cubic angstroms against 223 to 284), so the induced-fit character the reviewer raises is present in the simulations rather than assumed away. On the matched window the WT-referenced apo pocket volume is -49.0 cubic angstroms for G190E, -36.6 for V106I+F227C, -28.4 for A98G+F227C and -16.2 for F227C, against +12.5 for V106A, +15.7 for V106A+P225H and +2.0 for K103N+M230L. Two of the three genotypes where ddG_bind misses the phenotype, G190E and A98G+F227C, therefore have markedly more collapsed apo pockets than wild type, which is the direction the reviewer's argument predicts: a mutation that alters the unliganded pocket perturbs both legs of the thermodynamic cycle and largely cancels. We also asked directly whether longer apo sampling would change this. For the long runs that are well behaved, pocket volume moves by only 1 to 5 cubic angstroms between the first 10 ns and the remaining 90 ns (A98G+F227C +1.1, F227C +2.9, K103N+M230L +5.1), so for this observable the short wild-type reference is a limitation we can state rather than one that invalidates the comparison. One caveat: in one G190E apo replicate the measured volume expands after roughly 20 ns. We traced this to the reconstruction of periodic images for a chain-broken topology rather than to a conformational event. RT's disordered loops leave each chain as several bonded fragments, which image independently and scatter across the box, while the simulation's potential energy stays flat to within 0.5 percent across the whole run. Those frames are excluded, and the matched 10 ns window precedes them. On the reviewer's first request, independent starting poses, we have not run new simulations, and we would rather quantify that gap than leave it as a caveat. Our replicates differ only by a 0.1 angstrom coordinate perturbation, and across the whole panel the DOR heavy-atom RMSD from the crystallographic pose settles between 0.64 and 0.93 angstroms, with wild type at 0.66. The complexes are therefore stable, which is a physical result for a tightly bound inhibitor, but the ensembles plainly do not visit alternative poses. That is the reviewer's point stated numerically: nothing in our data could distinguish a pose that is correct from one that is merely the one we started from, and only a test from independent starts could. We say so in the Discussion rather than describing the replicates as independent.</w:t>
       </w:r>
     </w:p>
     <w:p>

--- a/revisions/Response-to-Reviewers.docx
+++ b/revisions/Response-to-Reviewers.docx
@@ -866,11 +866,9 @@
       </w:pPr>
       <w:r>
         <w:rPr>
-          <w:b/>
-          <w:bCs/>
-          <w:color w:val="FF0000"/>
-        </w:rPr>
-        <w:t xml:space="preserve">[PENDING — AM1-BCC MM/GBSA recomputation for a genotype subset. Insert the comparison.]</w:t>
+          <w:color w:val="FF0000"/>
+        </w:rPr>
+        <w:t xml:space="preserve">We have now done the recomputation as well as the discussion. The same trajectories were re-scored with AM1-BCC charges under an otherwise identical protocol, so the only difference between the two sets of numbers is the ligand charge model. First, the charge sets themselves differ substantially: both are neutral overall and correlate at 0.890, but AM1-BCC is markedly more polarised, with a mean absolute charge of 0.228 e against 0.138 e, an RMS difference of 0.165 e and a maximum of 0.390 e, concentrated on the carbonyl and amide atoms of the triazolinone and pyridinone that Gasteiger under-polarises. Second, that difference propagates to the absolute energies exactly as expected, moving them by 3.5 to 4.6 kcal/mol. Third, and this is the point for the manuscript, it does not propagate to the WT-referenced quantity that Table 2 reports: ddE_Total shifts by at most 0.81 kcal/mol (V106A from 1.73 to 2.54, Y188L from 2.78 to 2.46) and the sign is preserved for both genotypes. The component breakdown confirms the mechanism rather than leaving it as an assertion — the charge-dependent terms move most, ddE_elec by up to 1.20 and ddE_GB by up to 1.32 kcal/mol, while ddE_vdW, which does not depend on the charges at all, moves only 0.27 to 0.29. Much of the charge-model effect is therefore common to wild type and mutant and cancels in the difference. We note the scope honestly: this covers WT, V106A and Y188L, three replicates each except Y188L where one replicate is still computing at the time of writing, and it addresses MM/GBSA only. ddG_bind is unaffected by construction, since DOR is neutral and carries identical parameters at both end states of every alchemical leg.</w:t>
       </w:r>
     </w:p>
     <w:p>

--- a/revisions/Response-to-Reviewers.docx
+++ b/revisions/Response-to-Reviewers.docx
@@ -868,7 +868,7 @@
         <w:rPr>
           <w:color w:val="FF0000"/>
         </w:rPr>
-        <w:t xml:space="preserve">We have now done the recomputation as well as the discussion. The same trajectories were re-scored with AM1-BCC charges under an otherwise identical protocol, so the only difference between the two sets of numbers is the ligand charge model. First, the charge sets themselves differ substantially: both are neutral overall and correlate at 0.890, but AM1-BCC is markedly more polarised, with a mean absolute charge of 0.228 e against 0.138 e, an RMS difference of 0.165 e and a maximum of 0.390 e, concentrated on the carbonyl and amide atoms of the triazolinone and pyridinone that Gasteiger under-polarises. Second, that difference propagates to the absolute energies exactly as expected, moving them by 3.5 to 4.6 kcal/mol. Third, and this is the point for the manuscript, it does not propagate to the WT-referenced quantity that Table 2 reports: ddE_Total shifts by at most 0.81 kcal/mol (V106A from 1.73 to 2.54, Y188L from 2.78 to 2.46) and the sign is preserved for both genotypes. The component breakdown confirms the mechanism rather than leaving it as an assertion — the charge-dependent terms move most, ddE_elec by up to 1.20 and ddE_GB by up to 1.32 kcal/mol, while ddE_vdW, which does not depend on the charges at all, moves only 0.27 to 0.29. Much of the charge-model effect is therefore common to wild type and mutant and cancels in the difference. We note the scope honestly: this covers WT, V106A and Y188L, three replicates each except Y188L where one replicate is still computing at the time of writing, and it addresses MM/GBSA only. ddG_bind is unaffected by construction, since DOR is neutral and carries identical parameters at both end states of every alchemical leg.</w:t>
+        <w:t xml:space="preserve">We have now done the recomputation as well as the discussion. The same trajectories were re-scored with AM1-BCC charges under an otherwise identical protocol, so the only difference between the two sets of numbers is the ligand charge model. First, the charge sets themselves differ substantially: both are neutral overall and correlate at 0.890, but AM1-BCC is markedly more polarised, with a mean absolute charge of 0.228 e against 0.138 e, an RMS difference of 0.165 e and a maximum of 0.390 e, concentrated on the carbonyl and amide atoms of the triazolinone and pyridinone that Gasteiger under-polarises. Second, that difference propagates to the absolute energies exactly as expected, moving them by 3.5 to 4.6 kcal/mol. Third, and this is the point for the manuscript, it does not propagate to the WT-referenced quantity that Table 2 reports: ddE_Total shifts by at most 0.81 kcal/mol (V106A from 1.73 to 2.54, Y188L from 2.78 to 2.34) and the sign is preserved for both genotypes. The component breakdown confirms the mechanism rather than leaving it as an assertion — the charge-dependent terms move most, ddE_elec by up to 1.17 and ddE_GB by up to 1.32 kcal/mol, while ddE_vdW, which does not depend on the charges at all, moves only 0.23 to 0.29. Much of the charge-model effect is therefore common to wild type and mutant and cancels in the difference. We note the scope honestly: this covers WT, V106A and Y188L, three replicates each, and it addresses MM/GBSA only. ddG_bind is unaffected by construction, since DOR is neutral and carries identical parameters at both end states of every alchemical leg.</w:t>
       </w:r>
     </w:p>
     <w:p>

--- a/revisions/Response-to-Reviewers.docx
+++ b/revisions/Response-to-Reviewers.docx
@@ -182,13 +182,31 @@
         <w:rPr>
           <w:color w:val="FF0000"/>
         </w:rPr>
-        <w:t>pointing to a central limitation of our work</w:t>
-      </w:r>
-      <w:r>
-        <w:rPr>
-          <w:color w:val="FF0000"/>
-        </w:rPr>
-        <w:t>. The NNIBP is an induced-fit pocket that does not exist in unliganded RT, and our thermodynamic cycle introduces the mutation in both the holo and the apo state. A mutation that acts by shifting the conformational equilibrium of the apo enzyme, or the free-energy cost of opening the pocket, therefore perturbs both legs in the same direction and largely cancels in ΔΔGbind. We now state this explicitly in the Discussion and use it as the organizing explanation for the genotypes where our calculation misses the phenotype.</w:t>
+        <w:t>pointing to a central limitation of our wor</w:t>
+      </w:r>
+      <w:r>
+        <w:rPr>
+          <w:color w:val="FF0000"/>
+        </w:rPr>
+        <w:t>k. Accordingly,</w:t>
+      </w:r>
+      <w:r>
+        <w:rPr>
+          <w:color w:val="FF0000"/>
+        </w:rPr>
+        <w:t xml:space="preserve"> </w:t>
+      </w:r>
+      <w:r>
+        <w:rPr>
+          <w:color w:val="FF0000"/>
+        </w:rPr>
+        <w:t>we have made several updates to the manuscript</w:t>
+      </w:r>
+      <w:r>
+        <w:rPr>
+          <w:color w:val="FF0000"/>
+        </w:rPr>
+        <w:t>.</w:t>
       </w:r>
     </w:p>
     <w:p>
@@ -229,12 +247,9 @@
         </w:rPr>
         <w:t>1. Weak correlation with phenotype. FEP gets the direction right for most genotypes, but the correlation with the experimental phenotype across the full panel is weak and not significant. The more important issue is whether the sampled RT-DOR conformations adequately represent the resistance mechanism. The weak correlation may therefore reflect not only limitations</w:t>
       </w:r>
-    </w:p>
-    <w:p>
-      <w:pPr>
-        <w:spacing w:after="140"/>
-        <w:ind w:left="420"/>
-      </w:pPr>
+      <w:r>
+        <w:t xml:space="preserve"> </w:t>
+      </w:r>
       <w:r>
         <w:rPr>
           <w:i/>
@@ -296,20 +311,20 @@
           <w:i/>
           <w:iCs/>
         </w:rPr>
+        <w:t>2. Convergence within a basin does not establish adequate conformational sampling. Stable RMSD, work distributions, and small replicate errors show convergence within the sampled conformational basin, but do not establish that this is the biologically relevant RT-DOR state. This is particularly important for an induced NNIBP, where mutations may alter the RT conformation before DOR binding. The authors should address this in two ways:</w:t>
+      </w:r>
+    </w:p>
+    <w:p>
+      <w:pPr>
+        <w:spacing w:after="140"/>
+        <w:ind w:left="420"/>
+      </w:pPr>
+      <w:r>
+        <w:rPr>
+          <w:i/>
+          <w:iCs/>
+        </w:rPr>
         <w:lastRenderedPageBreak/>
-        <w:t>2. Convergence within a basin does not establish adequate conformational sampling. Stable RMSD, work distributions, and small replicate errors show convergence within the sampled conformational basin, but do not establish that this is the biologically relevant RT-DOR state. This is particularly important for an induced NNIBP, where mutations may alter the RT conformation before DOR binding. The authors should address this in two ways:</w:t>
-      </w:r>
-    </w:p>
-    <w:p>
-      <w:pPr>
-        <w:spacing w:after="140"/>
-        <w:ind w:left="420"/>
-      </w:pPr>
-      <w:r>
-        <w:rPr>
-          <w:i/>
-          <w:iCs/>
-        </w:rPr>
         <w:t>First, test representative systems from independent starting poses to determine whether the same DOR-bound state is recovered.</w:t>
       </w:r>
     </w:p>
@@ -405,34 +420,41 @@
           <w:i/>
           <w:iCs/>
         </w:rPr>
+        <w:t>3. The mismatches suggest different resistance mechanisms. The mismatches between calculated ΔΔGbind and the experimental phenotype are not simply random errors and should be discussed mechanistically. For example:</w:t>
+      </w:r>
+    </w:p>
+    <w:p>
+      <w:pPr>
+        <w:spacing w:after="140"/>
+        <w:ind w:left="420"/>
+      </w:pPr>
+      <w:r>
+        <w:rPr>
+          <w:i/>
+          <w:iCs/>
+        </w:rPr>
+        <w:t>K103N+M230L shows only a small calculated binding penalty despite 36-fold resistance.</w:t>
+      </w:r>
+    </w:p>
+    <w:p>
+      <w:pPr>
+        <w:spacing w:after="140"/>
+        <w:ind w:left="420"/>
+      </w:pPr>
+      <w:r>
+        <w:rPr>
+          <w:i/>
+          <w:iCs/>
+        </w:rPr>
+        <w:t xml:space="preserve">A98G+F227C and G190E show substantial resistance despite favorable calculated ΔΔGbind. G190E is particularly notable because it produces the largest pocket expansion, yet no binding penalty. The authors </w:t>
+      </w:r>
+      <w:r>
+        <w:rPr>
+          <w:i/>
+          <w:iCs/>
+        </w:rPr>
         <w:lastRenderedPageBreak/>
-        <w:t>3. The mismatches suggest different resistance mechanisms. The mismatches between calculated ΔΔGbind and the experimental phenotype are not simply random errors and should be discussed mechanistically. For example:</w:t>
-      </w:r>
-    </w:p>
-    <w:p>
-      <w:pPr>
-        <w:spacing w:after="140"/>
-        <w:ind w:left="420"/>
-      </w:pPr>
-      <w:r>
-        <w:rPr>
-          <w:i/>
-          <w:iCs/>
-        </w:rPr>
-        <w:t>K103N+M230L shows only a small calculated binding penalty despite 36-fold resistance.</w:t>
-      </w:r>
-    </w:p>
-    <w:p>
-      <w:pPr>
-        <w:spacing w:after="140"/>
-        <w:ind w:left="420"/>
-      </w:pPr>
-      <w:r>
-        <w:rPr>
-          <w:i/>
-          <w:iCs/>
-        </w:rPr>
-        <w:t>A98G+F227C and G190E show substantial resistance despite favorable calculated ΔΔGbind. G190E is particularly notable because it produces the largest pocket expansion, yet no binding penalty. The authors should examine whether mutation-induced changes occur in both apo and holo RT and whether such remodeling could therefore be poorly reflected in ΔΔGbind.</w:t>
+        <w:t>should examine whether mutation-induced changes occur in both apo and holo RT and whether such remodeling could therefore be poorly reflected in ΔΔGbind.</w:t>
       </w:r>
     </w:p>
     <w:p>
@@ -573,14 +595,7 @@
         <w:rPr>
           <w:color w:val="FF0000"/>
         </w:rPr>
-        <w:t xml:space="preserve"> misses the phenotype, so the argument that these act through the protein rather than on the ligand is now quantitative. The WT-referenced heatmap expresses each Table 3 metric as a deviation from wild type in units of the pooled replicate standard error, which puts metrics in angstroms, counts, degrees and cubic angstroms on one comparable scale; it makes the groupings immediate, with all four V106A genotypes sharing the Ser105 approach, all four K103N genotypes sharing the side-chain signature, and G190A pale across every metric. On the protein-level observables, we have added per-residue Ca RMSF and three-state secondary structure, both WT-referenced. The outcome is a negative result that we think strengthens the paper rather than weakening it: regional RMSF changes reach at most 0.25 angstroms, in the primer grip and the beta9-beta10 sheet for Y181C and G190S, and secondary structure is essentially unchanged throughout, the largest shift being G190E losing 0.08 of strand character at the NNIBP lining. No genotype remodels the fold in the bound state, so the </w:t>
-      </w:r>
-      <w:r>
-        <w:rPr>
-          <w:color w:val="FF0000"/>
-        </w:rPr>
-        <w:lastRenderedPageBreak/>
-        <w:t>differences in Table 3 are local to the DOR interface rather than consequences of broader conformational change, which is precisely the distinction the reviewer asked us to be able to draw.</w:t>
+        <w:t xml:space="preserve"> misses the phenotype, so the argument that these act through the protein rather than on the ligand is now quantitative. The WT-referenced heatmap expresses each Table 3 metric as a deviation from wild type in units of the pooled replicate standard error, which puts metrics in angstroms, counts, degrees and cubic angstroms on one comparable scale; it makes the groupings immediate, with all four V106A genotypes sharing the Ser105 approach, all four K103N genotypes sharing the side-chain signature, and G190A pale across every metric. On the protein-level observables, we have added per-residue Ca RMSF and three-state secondary structure, both WT-referenced. The outcome is a negative result that we think strengthens the paper rather than weakening it: regional RMSF changes reach at most 0.25 angstroms, in the primer grip and the beta9-beta10 sheet for Y181C and G190S, and secondary structure is essentially unchanged throughout, the largest shift being G190E losing 0.08 of strand character at the NNIBP lining. No genotype remodels the fold in the bound state, so the differences in Table 3 are local to the DOR interface rather than consequences of broader conformational change, which is precisely the distinction the reviewer asked us to be able to draw.</w:t>
       </w:r>
     </w:p>
     <w:p>
@@ -632,6 +647,7 @@
           <w:i/>
           <w:iCs/>
         </w:rPr>
+        <w:lastRenderedPageBreak/>
         <w:t>In this manuscript, the authors use all-atom MD simulations with alchemical FEP and MM/GBSA to retrospectively assess doravirine resistance across 18 clinically observed HIV-1 RT genotypes. FEP correctly predicts little effect for 3 of 4 susceptible mutations and reduced binding for 7 of 9 resistant genotypes, though correlations with experimental fold-change are weak (R2 = 0.26, p = 0.07). MM/GBSA performs less well for susceptible mutations but identifies unfavorable changes for 7 of 9 resistant genotypes. Structural observables rationalize mechanisms, including V106A versus V106I/M and G190E. The manuscript is well written, and the topic is clinically relevant given the sparse public phenotype data for DOR. However, several methodological and interpretive issues need to be addressed before the manuscript can be considered for publication. Therefore, it is recommended for publication in the Journal of Chemical Information and Modeling after major revisions to the following details.</w:t>
       </w:r>
     </w:p>
@@ -760,7 +776,6 @@
           <w:bCs/>
           <w:color w:val="FF0000"/>
         </w:rPr>
-        <w:lastRenderedPageBreak/>
         <w:t xml:space="preserve">Response: </w:t>
       </w:r>
       <w:r>
@@ -793,6 +808,7 @@
           <w:i/>
           <w:iCs/>
         </w:rPr>
+        <w:lastRenderedPageBreak/>
         <w:t>3. Some mechanistic interpretations rely on small differences that may be within simulation error. The authors should provide effect sizes with confidence intervals for key comparisons (e.g., V106A vs. V106I/M, G190A vs. G190E) and, where possible, per-atom or torsion-level analyses to support claims about ligand displacement.</w:t>
       </w:r>
     </w:p>
@@ -908,65 +924,65 @@
         <w:rPr>
           <w:color w:val="FF0000"/>
         </w:rPr>
-        <w:t xml:space="preserve"> single-topology construction, with atoms unique to one end state present as non-interacting dummies at the other, bonded parameters interpolated linearly in λ, </w:t>
+        <w:t xml:space="preserve"> single-topology construction, with atoms unique to one end state present as non-interacting dummies at the other, bonded parameters interpolated linearly in λ, dummies relaxed during end-state minimization) and give the soft-core parameters as run: the linearized </w:t>
+      </w:r>
+      <w:proofErr w:type="spellStart"/>
+      <w:r>
+        <w:rPr>
+          <w:color w:val="FF0000"/>
+        </w:rPr>
+        <w:t>Gapsys</w:t>
+      </w:r>
+      <w:proofErr w:type="spellEnd"/>
+      <w:r>
+        <w:rPr>
+          <w:color w:val="FF0000"/>
+        </w:rPr>
+        <w:t xml:space="preserve"> form with α = 0.3, σ = 0.25 nm, soft-core power 1, applied to both Lennard-Jones and Coulomb interactions.</w:t>
+      </w:r>
+    </w:p>
+    <w:p>
+      <w:pPr>
+        <w:spacing w:after="160"/>
+      </w:pPr>
+      <w:r>
+        <w:rPr>
+          <w:color w:val="FF0000"/>
+        </w:rPr>
+        <w:t xml:space="preserve">On the finite-size correction we have chosen to be explicit rather than to imply completeness. We applied the periodicity self-energy term of the Rocklin scheme to both charged legs, computed from the box dimensions and the TIP3P dielectric constant. The higher-order terms — net-charge </w:t>
+      </w:r>
+      <w:proofErr w:type="spellStart"/>
+      <w:r>
+        <w:rPr>
+          <w:color w:val="FF0000"/>
+        </w:rPr>
+        <w:t>undersolvation</w:t>
+      </w:r>
+      <w:proofErr w:type="spellEnd"/>
+      <w:r>
+        <w:rPr>
+          <w:color w:val="FF0000"/>
+        </w:rPr>
+        <w:t xml:space="preserve"> and discrete-solvent — were not applied in the submitted work, and we now state this and report their estimated magnitude so the residual uncertainty on these two legs is visible to the reader.</w:t>
+      </w:r>
+    </w:p>
+    <w:p>
+      <w:pPr>
+        <w:spacing w:after="200"/>
+        <w:ind w:left="420"/>
+      </w:pPr>
+      <w:r>
+        <w:rPr>
+          <w:color w:val="FF0000"/>
+        </w:rPr>
+        <w:t xml:space="preserve">We have bounded them rather than left them unquantified. The leading periodicity term is +0.0407 kcal/mol per phase and cancels to below 0.0001 kcal/mol in the binding double difference for both charge legs. For the higher-order terms, which would need a Poisson-Boltzmann pass over each environment to compute exactly, </w:t>
       </w:r>
       <w:r>
         <w:rPr>
           <w:color w:val="FF0000"/>
         </w:rPr>
         <w:lastRenderedPageBreak/>
-        <w:t xml:space="preserve">dummies relaxed during end-state minimization) and give the soft-core parameters as run: the linearized </w:t>
-      </w:r>
-      <w:proofErr w:type="spellStart"/>
-      <w:r>
-        <w:rPr>
-          <w:color w:val="FF0000"/>
-        </w:rPr>
-        <w:t>Gapsys</w:t>
-      </w:r>
-      <w:proofErr w:type="spellEnd"/>
-      <w:r>
-        <w:rPr>
-          <w:color w:val="FF0000"/>
-        </w:rPr>
-        <w:t xml:space="preserve"> form with α = 0.3, σ = 0.25 nm, soft-core power 1, applied to both Lennard-Jones and Coulomb interactions.</w:t>
-      </w:r>
-    </w:p>
-    <w:p>
-      <w:pPr>
-        <w:spacing w:after="160"/>
-      </w:pPr>
-      <w:r>
-        <w:rPr>
-          <w:color w:val="FF0000"/>
-        </w:rPr>
-        <w:t xml:space="preserve">On the finite-size correction we have chosen to be explicit rather than to imply completeness. We applied the periodicity self-energy term of the Rocklin scheme to both charged legs, computed from the box dimensions and the TIP3P dielectric constant. The higher-order terms — net-charge </w:t>
-      </w:r>
-      <w:proofErr w:type="spellStart"/>
-      <w:r>
-        <w:rPr>
-          <w:color w:val="FF0000"/>
-        </w:rPr>
-        <w:t>undersolvation</w:t>
-      </w:r>
-      <w:proofErr w:type="spellEnd"/>
-      <w:r>
-        <w:rPr>
-          <w:color w:val="FF0000"/>
-        </w:rPr>
-        <w:t xml:space="preserve"> and discrete-solvent — were not applied in the submitted work, and we now state this and report their estimated magnitude so the residual uncertainty on these two legs is visible to the reader.</w:t>
-      </w:r>
-    </w:p>
-    <w:p>
-      <w:pPr>
-        <w:spacing w:after="200"/>
-        <w:ind w:left="420"/>
-      </w:pPr>
-      <w:r>
-        <w:rPr>
-          <w:color w:val="FF0000"/>
-        </w:rPr>
-        <w:t>We have bounded them rather than left them unquantified. The leading periodicity term is +0.0407 kcal/mol per phase and cancels to below 0.0001 kcal/mol in the binding double difference for both charge legs. For the higher-order terms, which would need a Poisson-Boltzmann pass over each environment to compute exactly, the bound follows from the same cancellation: each depends on the net charge, the box, the solvent density and the solute excluded volume; the charge change is identical in the holo and apo phases by construction; and the cells are matched to within 0.13 percent (K103N) and 0.31 percent (G190E) in volume, with DOR occupying 0.019 percent of the cell. Taking a per-phase correction of 1 kcal/mol, about 25 times the leading term we compute, the residual on the binding free energy is at most 0.003 kcal/mol, two to three orders of magnitude below the 0.2 to 1.2 kcal/mol per-leg statistical uncertainties in Table 2. The conclusion does not depend on the assumed magnitude.</w:t>
+        <w:t>the bound follows from the same cancellation: each depends on the net charge, the box, the solvent density and the solute excluded volume; the charge change is identical in the holo and apo phases by construction; and the cells are matched to within 0.13 percent (K103N) and 0.31 percent (G190E) in volume, with DOR occupying 0.019 percent of the cell. Taking a per-phase correction of 1 kcal/mol, about 25 times the leading term we compute, the residual on the binding free energy is at most 0.003 kcal/mol, two to three orders of magnitude below the 0.2 to 1.2 kcal/mol per-leg statistical uncertainties in Table 2. The conclusion does not depend on the assumed magnitude.</w:t>
       </w:r>
     </w:p>
     <w:p>
@@ -1201,7 +1217,6 @@
           <w:i/>
           <w:iCs/>
         </w:rPr>
-        <w:lastRenderedPageBreak/>
         <w:t xml:space="preserve">The topic of this manuscript is timely and clinically relevant, the genotype panel is thoughtfully curated with transparent provenance (Stanford HIVDB, </w:t>
       </w:r>
       <w:proofErr w:type="spellStart"/>
@@ -1298,6 +1313,7 @@
           <w:b/>
           <w:bCs/>
         </w:rPr>
+        <w:lastRenderedPageBreak/>
         <w:t>Reviewer 3, comment 1 — define “correctly predicted”</w:t>
       </w:r>
     </w:p>
@@ -1499,50 +1515,50 @@
         <w:rPr>
           <w:color w:val="FF0000"/>
         </w:rPr>
+        <w:t>Comput</w:t>
+      </w:r>
+      <w:proofErr w:type="spellEnd"/>
+      <w:r>
+        <w:rPr>
+          <w:color w:val="FF0000"/>
+        </w:rPr>
+        <w:t>. Chem. 2010, 31, 797) showed that minimization-based MM-PBSA and MM-GBSA reproduce the accuracy of ensemble averaging at a fraction of the cost, and minimizing from a series of MD snapshots — which is what we do — was shown by Weis et al. (J. Med. Chem. 2006, 49, 6596) and in the review we already cite (</w:t>
+      </w:r>
+      <w:proofErr w:type="spellStart"/>
+      <w:r>
+        <w:rPr>
+          <w:color w:val="FF0000"/>
+        </w:rPr>
+        <w:t>Genheden</w:t>
+      </w:r>
+      <w:proofErr w:type="spellEnd"/>
+      <w:r>
+        <w:rPr>
+          <w:color w:val="FF0000"/>
+        </w:rPr>
+        <w:t xml:space="preserve"> and Ryde, ref 34) to give results similar to single-point ensemble averages. That review states directly that minimized structures often give as good or better results as MD simulations.</w:t>
+      </w:r>
+    </w:p>
+    <w:p>
+      <w:pPr>
+        <w:spacing w:after="160"/>
+      </w:pPr>
+      <w:r>
+        <w:rPr>
+          <w:color w:val="FF0000"/>
+        </w:rPr>
+        <w:t>The purpose of the minimization in our case is to relieve steric strain that single-point evaluation of frames sampled under explicit solvent, periodic boundary conditions and constrained bond lengths would otherwise carry into the cutoff-free, unconstrained implicit-solvent Hamiltonian used for scoring, where it contributes Lennard-Jones energies far larger than the binding signal. We agree with the reviewer that this needed stating and defending rather than simply reporting, and the revised Methods now does so.</w:t>
+      </w:r>
+    </w:p>
+    <w:p>
+      <w:pPr>
+        <w:spacing w:after="160"/>
+      </w:pPr>
+      <w:r>
+        <w:rPr>
+          <w:color w:val="FF0000"/>
+        </w:rPr>
         <w:lastRenderedPageBreak/>
-        <w:t>Comput</w:t>
-      </w:r>
-      <w:proofErr w:type="spellEnd"/>
-      <w:r>
-        <w:rPr>
-          <w:color w:val="FF0000"/>
-        </w:rPr>
-        <w:t>. Chem. 2010, 31, 797) showed that minimization-based MM-PBSA and MM-GBSA reproduce the accuracy of ensemble averaging at a fraction of the cost, and minimizing from a series of MD snapshots — which is what we do — was shown by Weis et al. (J. Med. Chem. 2006, 49, 6596) and in the review we already cite (</w:t>
-      </w:r>
-      <w:proofErr w:type="spellStart"/>
-      <w:r>
-        <w:rPr>
-          <w:color w:val="FF0000"/>
-        </w:rPr>
-        <w:t>Genheden</w:t>
-      </w:r>
-      <w:proofErr w:type="spellEnd"/>
-      <w:r>
-        <w:rPr>
-          <w:color w:val="FF0000"/>
-        </w:rPr>
-        <w:t xml:space="preserve"> and Ryde, ref 34) to give results similar to single-point ensemble averages. That review states directly that minimized structures often give as good or better results as MD simulations.</w:t>
-      </w:r>
-    </w:p>
-    <w:p>
-      <w:pPr>
-        <w:spacing w:after="160"/>
-      </w:pPr>
-      <w:r>
-        <w:rPr>
-          <w:color w:val="FF0000"/>
-        </w:rPr>
-        <w:t>The purpose of the minimization in our case is to relieve steric strain that single-point evaluation of frames sampled under explicit solvent, periodic boundary conditions and constrained bond lengths would otherwise carry into the cutoff-free, unconstrained implicit-solvent Hamiltonian used for scoring, where it contributes Lennard-Jones energies far larger than the binding signal. We agree with the reviewer that this needed stating and defending rather than simply reporting, and the revised Methods now does so.</w:t>
-      </w:r>
-    </w:p>
-    <w:p>
-      <w:pPr>
-        <w:spacing w:after="160"/>
-      </w:pPr>
-      <w:r>
-        <w:rPr>
-          <w:color w:val="FF0000"/>
-        </w:rPr>
         <w:t xml:space="preserve">(b) We accept the reviewer’s point that full minimization may reduce energetic noise and bias the components, and we have recomputed a subset of genotypes (WT, K103N, V106A, Y188L, G190E and V106I+F227C, three replicates each) under single-point evaluation, under hydrogen-only relaxation with heavy atoms restrained, and under the unrestrained full minimization used in the main text, reporting </w:t>
       </w:r>
       <w:proofErr w:type="spellStart"/>

--- a/revisions/Response-to-Reviewers.docx
+++ b/revisions/Response-to-Reviewers.docx
@@ -55,7 +55,25 @@
         <w:rPr>
           <w:color w:val="FF0000"/>
         </w:rPr>
-        <w:t>We thank the editor and the three reviewers for a careful and constructive set of reports. Reviewer comments are reproduced below in black</w:t>
+        <w:t xml:space="preserve">We thank the editor and the three reviewers for a careful and constructive set of reports. </w:t>
+      </w:r>
+      <w:r>
+        <w:rPr>
+          <w:color w:val="FF0000"/>
+        </w:rPr>
+        <w:t xml:space="preserve">We believe the updates made due to these reviews have significantly improved the </w:t>
+      </w:r>
+      <w:r>
+        <w:rPr>
+          <w:color w:val="FF0000"/>
+        </w:rPr>
+        <w:t xml:space="preserve">manuscript. </w:t>
+      </w:r>
+      <w:r>
+        <w:rPr>
+          <w:color w:val="FF0000"/>
+        </w:rPr>
+        <w:t>Reviewer comments are reproduced below in black</w:t>
       </w:r>
       <w:r>
         <w:rPr>
@@ -67,19 +85,19 @@
         <w:rPr>
           <w:color w:val="FF0000"/>
         </w:rPr>
-        <w:t xml:space="preserve"> our responses are in red. All changes to the manuscript are marked in red in </w:t>
-      </w:r>
-      <w:r>
-        <w:rPr>
-          <w:color w:val="FF0000"/>
-        </w:rPr>
-        <w:t>an</w:t>
-      </w:r>
-      <w:r>
-        <w:rPr>
-          <w:color w:val="FF0000"/>
-        </w:rPr>
-        <w:t xml:space="preserve"> </w:t>
+        <w:t xml:space="preserve"> our responses are in red. All changes to the manuscript </w:t>
+      </w:r>
+      <w:r>
+        <w:rPr>
+          <w:color w:val="FF0000"/>
+        </w:rPr>
+        <w:t xml:space="preserve">and the supplementary text </w:t>
+      </w:r>
+      <w:r>
+        <w:rPr>
+          <w:color w:val="FF0000"/>
+        </w:rPr>
+        <w:t xml:space="preserve">are marked in red in </w:t>
       </w:r>
       <w:r>
         <w:rPr>
@@ -91,7 +109,19 @@
         <w:rPr>
           <w:color w:val="FF0000"/>
         </w:rPr>
-        <w:t>revised file.</w:t>
+        <w:t>revised file</w:t>
+      </w:r>
+      <w:r>
+        <w:rPr>
+          <w:color w:val="FF0000"/>
+        </w:rPr>
+        <w:t>s</w:t>
+      </w:r>
+      <w:r>
+        <w:rPr>
+          <w:color w:val="FF0000"/>
+        </w:rPr>
+        <w:t>.</w:t>
       </w:r>
     </w:p>
     <w:p>
@@ -245,7 +275,23 @@
           <w:i/>
           <w:iCs/>
         </w:rPr>
-        <w:t>1. Weak correlation with phenotype. FEP gets the direction right for most genotypes, but the correlation with the experimental phenotype across the full panel is weak and not significant. The more important issue is whether the sampled RT-DOR conformations adequately represent the resistance mechanism. The weak correlation may therefore reflect not only limitations</w:t>
+        <w:t xml:space="preserve">1. </w:t>
+      </w:r>
+      <w:r>
+        <w:rPr>
+          <w:b/>
+          <w:bCs/>
+          <w:i/>
+          <w:iCs/>
+        </w:rPr>
+        <w:t>Weak correlation with phenotype</w:t>
+      </w:r>
+      <w:r>
+        <w:rPr>
+          <w:i/>
+          <w:iCs/>
+        </w:rPr>
+        <w:t>. FEP gets the direction right for most genotypes, but the correlation with the experimental phenotype across the full panel is weak and not significant. The more important issue is whether the sampled RT-DOR conformations adequately represent the resistance mechanism. The weak correlation may therefore reflect not only limitations</w:t>
       </w:r>
       <w:r>
         <w:t xml:space="preserve"> </w:t>
@@ -261,6 +307,9 @@
     <w:p>
       <w:pPr>
         <w:spacing w:after="160"/>
+        <w:rPr>
+          <w:color w:val="FF0000"/>
+        </w:rPr>
       </w:pPr>
       <w:r>
         <w:rPr>
@@ -274,7 +323,7 @@
         <w:rPr>
           <w:color w:val="FF0000"/>
         </w:rPr>
-        <w:t>We agree and have tempered the claim accordingly. We have added a quantitative classification analysis with a pre-specified cutoff (see our response to Reviewer 3, comment 1) so that the level of agreement is stated reproducibly rather than as a narrative count, and we now report the threshold-free AUC alongside the regression, since the regression on 13 genotypes is weakly powered.</w:t>
+        <w:t>This is correct and, accordingly, we have added the following text in the Discussion section:</w:t>
       </w:r>
     </w:p>
     <w:p>
@@ -285,7 +334,7 @@
         <w:rPr>
           <w:color w:val="FF0000"/>
         </w:rPr>
-        <w:t>On the substantive point, we agree that the weak correlation is unlikely to be purely a free-energy-calculation error. The three genotypes our calculation misclassifies — K103N+M230L, A98G+F227C and G190E — are precisely those whose reported mechanisms act before or outside the bound complex. We now make that argument explicitly in the Discussion rather than attributing the scatter to method error alone.</w:t>
+        <w:t>“”</w:t>
       </w:r>
     </w:p>
     <w:p>
@@ -324,21 +373,28 @@
           <w:i/>
           <w:iCs/>
         </w:rPr>
+        <w:t>First, test representative systems from independent starting poses to determine whether the same DOR-bound state is recovered.</w:t>
+      </w:r>
+    </w:p>
+    <w:p>
+      <w:pPr>
+        <w:spacing w:after="140"/>
+        <w:ind w:left="420"/>
+      </w:pPr>
+      <w:r>
+        <w:rPr>
+          <w:i/>
+          <w:iCs/>
+        </w:rPr>
+        <w:t xml:space="preserve">The authors should perform longer-timescale apo simulations for a selected set of mutants, particularly P225- and M230-containing genotypes, and compare the resulting RT and pocket conformational ensembles with WT. </w:t>
+      </w:r>
+      <w:r>
+        <w:rPr>
+          <w:i/>
+          <w:iCs/>
+        </w:rPr>
         <w:lastRenderedPageBreak/>
-        <w:t>First, test representative systems from independent starting poses to determine whether the same DOR-bound state is recovered.</w:t>
-      </w:r>
-    </w:p>
-    <w:p>
-      <w:pPr>
-        <w:spacing w:after="140"/>
-        <w:ind w:left="420"/>
-      </w:pPr>
-      <w:r>
-        <w:rPr>
-          <w:i/>
-          <w:iCs/>
-        </w:rPr>
-        <w:t>The authors should perform longer-timescale apo simulations for a selected set of mutants, particularly P225- and M230-containing genotypes, and compare the resulting RT and pocket conformational ensembles with WT. These mutations are located in loop-rich regions and could affect pocket formation through slower conformational remodeling that is not captured in the current simulations.</w:t>
+        <w:t>These mutations are located in loop-rich regions and could affect pocket formation through slower conformational remodeling that is not captured in the current simulations.</w:t>
       </w:r>
     </w:p>
     <w:p>
@@ -446,48 +502,47 @@
           <w:i/>
           <w:iCs/>
         </w:rPr>
-        <w:t xml:space="preserve">A98G+F227C and G190E show substantial resistance despite favorable calculated ΔΔGbind. G190E is particularly notable because it produces the largest pocket expansion, yet no binding penalty. The authors </w:t>
-      </w:r>
-      <w:r>
-        <w:rPr>
-          <w:i/>
-          <w:iCs/>
+        <w:t>A98G+F227C and G190E show substantial resistance despite favorable calculated ΔΔGbind. G190E is particularly notable because it produces the largest pocket expansion, yet no binding penalty. The authors should examine whether mutation-induced changes occur in both apo and holo RT and whether such remodeling could therefore be poorly reflected in ΔΔGbind.</w:t>
+      </w:r>
+    </w:p>
+    <w:p>
+      <w:pPr>
+        <w:spacing w:after="160"/>
+      </w:pPr>
+      <w:r>
+        <w:rPr>
+          <w:b/>
+          <w:bCs/>
+          <w:color w:val="FF0000"/>
+        </w:rPr>
+        <w:t xml:space="preserve">Response: </w:t>
+      </w:r>
+      <w:r>
+        <w:rPr>
+          <w:color w:val="FF0000"/>
+        </w:rPr>
+        <w:t>We agree that these are not random errors, and the revised Discussion treats them as mechanistically informative. For G190E and A98G+F227C, the interface distortion is real in the holo state (</w:t>
+      </w:r>
+      <w:proofErr w:type="spellStart"/>
+      <w:r>
+        <w:rPr>
+          <w:color w:val="FF0000"/>
+        </w:rPr>
+        <w:t>ΔΔETotal</w:t>
+      </w:r>
+      <w:proofErr w:type="spellEnd"/>
+      <w:r>
+        <w:rPr>
+          <w:color w:val="FF0000"/>
+        </w:rPr>
+        <w:t xml:space="preserve"> = 1.94 ± 0.40 and 2.47 ± 0.24 kcal/mol) but comparable distortion is present in the apo simulations, so the penalty cancels in the </w:t>
+      </w:r>
+      <w:r>
+        <w:rPr>
+          <w:color w:val="FF0000"/>
         </w:rPr>
         <w:lastRenderedPageBreak/>
-        <w:t>should examine whether mutation-induced changes occur in both apo and holo RT and whether such remodeling could therefore be poorly reflected in ΔΔGbind.</w:t>
-      </w:r>
-    </w:p>
-    <w:p>
-      <w:pPr>
-        <w:spacing w:after="160"/>
-      </w:pPr>
-      <w:r>
-        <w:rPr>
-          <w:b/>
-          <w:bCs/>
-          <w:color w:val="FF0000"/>
-        </w:rPr>
-        <w:t xml:space="preserve">Response: </w:t>
-      </w:r>
-      <w:r>
-        <w:rPr>
-          <w:color w:val="FF0000"/>
-        </w:rPr>
-        <w:t>We agree that these are not random errors, and the revised Discussion treats them as mechanistically informative. For G190E and A98G+F227C, the interface distortion is real in the holo state (</w:t>
-      </w:r>
-      <w:proofErr w:type="spellStart"/>
-      <w:r>
-        <w:rPr>
-          <w:color w:val="FF0000"/>
-        </w:rPr>
-        <w:t>ΔΔETotal</w:t>
-      </w:r>
-      <w:proofErr w:type="spellEnd"/>
-      <w:r>
-        <w:rPr>
-          <w:color w:val="FF0000"/>
-        </w:rPr>
-        <w:t xml:space="preserve"> = 1.94 ± 0.40 and 2.47 ± 0.24 kcal/mol) but comparable distortion is present in the apo simulations, so the penalty cancels in the thermodynamic cycle and the residual favors binding. That cancellation is the mechanism, not an artifact to be explained away, and it is exactly what the reviewer anticipates when asking whether the remodeling occurs in both apo and holo RT.</w:t>
+        <w:t>thermodynamic cycle and the residual favors binding. That cancellation is the mechanism, not an artifact to be explained away, and it is exactly what the reviewer anticipates when asking whether the remodeling occurs in both apo and holo RT.</w:t>
       </w:r>
     </w:p>
     <w:p>
@@ -647,8 +702,15 @@
           <w:i/>
           <w:iCs/>
         </w:rPr>
+        <w:t xml:space="preserve">In this manuscript, the authors use all-atom MD simulations with alchemical FEP and MM/GBSA to retrospectively assess doravirine resistance across 18 clinically observed HIV-1 RT genotypes. FEP correctly predicts little effect for 3 of 4 susceptible mutations and reduced binding for 7 of 9 resistant genotypes, though correlations with experimental fold-change are weak (R2 = 0.26, p = 0.07). MM/GBSA performs less well for susceptible mutations but identifies unfavorable changes for 7 of 9 resistant genotypes. Structural observables </w:t>
+      </w:r>
+      <w:r>
+        <w:rPr>
+          <w:i/>
+          <w:iCs/>
+        </w:rPr>
         <w:lastRenderedPageBreak/>
-        <w:t>In this manuscript, the authors use all-atom MD simulations with alchemical FEP and MM/GBSA to retrospectively assess doravirine resistance across 18 clinically observed HIV-1 RT genotypes. FEP correctly predicts little effect for 3 of 4 susceptible mutations and reduced binding for 7 of 9 resistant genotypes, though correlations with experimental fold-change are weak (R2 = 0.26, p = 0.07). MM/GBSA performs less well for susceptible mutations but identifies unfavorable changes for 7 of 9 resistant genotypes. Structural observables rationalize mechanisms, including V106A versus V106I/M and G190E. The manuscript is well written, and the topic is clinically relevant given the sparse public phenotype data for DOR. However, several methodological and interpretive issues need to be addressed before the manuscript can be considered for publication. Therefore, it is recommended for publication in the Journal of Chemical Information and Modeling after major revisions to the following details.</w:t>
+        <w:t>rationalize mechanisms, including V106A versus V106I/M and G190E. The manuscript is well written, and the topic is clinically relevant given the sparse public phenotype data for DOR. However, several methodological and interpretive issues need to be addressed before the manuscript can be considered for publication. Therefore, it is recommended for publication in the Journal of Chemical Information and Modeling after major revisions to the following details.</w:t>
       </w:r>
     </w:p>
     <w:p>
@@ -808,20 +870,20 @@
           <w:i/>
           <w:iCs/>
         </w:rPr>
+        <w:t>3. Some mechanistic interpretations rely on small differences that may be within simulation error. The authors should provide effect sizes with confidence intervals for key comparisons (e.g., V106A vs. V106I/M, G190A vs. G190E) and, where possible, per-atom or torsion-level analyses to support claims about ligand displacement.</w:t>
+      </w:r>
+    </w:p>
+    <w:p>
+      <w:pPr>
+        <w:spacing w:after="160"/>
+      </w:pPr>
+      <w:r>
+        <w:rPr>
+          <w:b/>
+          <w:bCs/>
+          <w:color w:val="FF0000"/>
+        </w:rPr>
         <w:lastRenderedPageBreak/>
-        <w:t>3. Some mechanistic interpretations rely on small differences that may be within simulation error. The authors should provide effect sizes with confidence intervals for key comparisons (e.g., V106A vs. V106I/M, G190A vs. G190E) and, where possible, per-atom or torsion-level analyses to support claims about ligand displacement.</w:t>
-      </w:r>
-    </w:p>
-    <w:p>
-      <w:pPr>
-        <w:spacing w:after="160"/>
-      </w:pPr>
-      <w:r>
-        <w:rPr>
-          <w:b/>
-          <w:bCs/>
-          <w:color w:val="FF0000"/>
-        </w:rPr>
         <w:t xml:space="preserve">Response: </w:t>
       </w:r>
       <w:r>
@@ -975,14 +1037,14 @@
         <w:rPr>
           <w:color w:val="FF0000"/>
         </w:rPr>
-        <w:t xml:space="preserve">We have bounded them rather than left them unquantified. The leading periodicity term is +0.0407 kcal/mol per phase and cancels to below 0.0001 kcal/mol in the binding double difference for both charge legs. For the higher-order terms, which would need a Poisson-Boltzmann pass over each environment to compute exactly, </w:t>
+        <w:t xml:space="preserve">We have bounded them rather than left them unquantified. The leading periodicity term is +0.0407 kcal/mol per phase and cancels to below 0.0001 kcal/mol in the binding double difference for both charge legs. For the higher-order terms, which would need a Poisson-Boltzmann pass over each environment to compute exactly, the bound follows from the same cancellation: each depends on the net charge, the box, the solvent density and the solute excluded volume; the charge change is identical in the holo and apo phases by construction; and the cells are matched to within 0.13 percent (K103N) and 0.31 percent (G190E) in volume, with DOR occupying 0.019 percent of the cell. Taking a per-phase correction of 1 kcal/mol, about 25 times the leading term we </w:t>
       </w:r>
       <w:r>
         <w:rPr>
           <w:color w:val="FF0000"/>
         </w:rPr>
         <w:lastRenderedPageBreak/>
-        <w:t>the bound follows from the same cancellation: each depends on the net charge, the box, the solvent density and the solute excluded volume; the charge change is identical in the holo and apo phases by construction; and the cells are matched to within 0.13 percent (K103N) and 0.31 percent (G190E) in volume, with DOR occupying 0.019 percent of the cell. Taking a per-phase correction of 1 kcal/mol, about 25 times the leading term we compute, the residual on the binding free energy is at most 0.003 kcal/mol, two to three orders of magnitude below the 0.2 to 1.2 kcal/mol per-leg statistical uncertainties in Table 2. The conclusion does not depend on the assumed magnitude.</w:t>
+        <w:t>compute, the residual on the binding free energy is at most 0.003 kcal/mol, two to three orders of magnitude below the 0.2 to 1.2 kcal/mol per-leg statistical uncertainties in Table 2. The conclusion does not depend on the assumed magnitude.</w:t>
       </w:r>
     </w:p>
     <w:p>
@@ -1313,21 +1375,28 @@
           <w:b/>
           <w:bCs/>
         </w:rPr>
+        <w:t>Reviewer 3, comment 1 — define “correctly predicted”</w:t>
+      </w:r>
+    </w:p>
+    <w:p>
+      <w:pPr>
+        <w:spacing w:after="140"/>
+        <w:ind w:left="420"/>
+      </w:pPr>
+      <w:r>
+        <w:rPr>
+          <w:i/>
+          <w:iCs/>
+        </w:rPr>
+        <w:t xml:space="preserve">1. The Abstract states "FEP correctly predicted little effect on DOR binding for 3 of 4 susceptible mutations and reduced binding for 7 of 9 resistant genotypes." Please define "correctly predicted" quantitatively — what </w:t>
+      </w:r>
+      <w:r>
+        <w:rPr>
+          <w:i/>
+          <w:iCs/>
+        </w:rPr>
         <w:lastRenderedPageBreak/>
-        <w:t>Reviewer 3, comment 1 — define “correctly predicted”</w:t>
-      </w:r>
-    </w:p>
-    <w:p>
-      <w:pPr>
-        <w:spacing w:after="140"/>
-        <w:ind w:left="420"/>
-      </w:pPr>
-      <w:r>
-        <w:rPr>
-          <w:i/>
-          <w:iCs/>
-        </w:rPr>
-        <w:t>1. The Abstract states "FEP correctly predicted little effect on DOR binding for 3 of 4 susceptible mutations and reduced binding for 7 of 9 resistant genotypes." Please define "correctly predicted" quantitatively — what threshold on ΔΔGbind constitutes "little effect" versus "reduced binding"? A stated cutoff (e.g., | ΔΔGbind| &gt; 1 kcal/mol) would make this claim reproducible.</w:t>
+        <w:t>threshold on ΔΔGbind constitutes "little effect" versus "reduced binding"? A stated cutoff (e.g., | ΔΔGbind| &gt; 1 kcal/mol) would make this claim reproducible.</w:t>
       </w:r>
     </w:p>
     <w:p>
@@ -1558,33 +1627,33 @@
         <w:rPr>
           <w:color w:val="FF0000"/>
         </w:rPr>
+        <w:t xml:space="preserve">(b) We accept the reviewer’s point that full minimization may reduce energetic noise and bias the components, and we have recomputed a subset of genotypes (WT, K103N, V106A, Y188L, G190E and V106I+F227C, three replicates each) under single-point evaluation, under hydrogen-only relaxation with heavy atoms restrained, and under the unrestrained full minimization used in the main text, reporting </w:t>
+      </w:r>
+      <w:proofErr w:type="spellStart"/>
+      <w:r>
+        <w:rPr>
+          <w:color w:val="FF0000"/>
+        </w:rPr>
+        <w:t>ΔΔETotal</w:t>
+      </w:r>
+      <w:proofErr w:type="spellEnd"/>
+      <w:r>
+        <w:rPr>
+          <w:color w:val="FF0000"/>
+        </w:rPr>
+        <w:t xml:space="preserve"> and each component side by side so the sensitivity is visible (Supplementary Table 5).</w:t>
+      </w:r>
+    </w:p>
+    <w:p>
+      <w:pPr>
+        <w:spacing w:after="200"/>
+        <w:ind w:left="420"/>
+      </w:pPr>
+      <w:r>
+        <w:rPr>
+          <w:color w:val="FF0000"/>
+        </w:rPr>
         <w:lastRenderedPageBreak/>
-        <w:t xml:space="preserve">(b) We accept the reviewer’s point that full minimization may reduce energetic noise and bias the components, and we have recomputed a subset of genotypes (WT, K103N, V106A, Y188L, G190E and V106I+F227C, three replicates each) under single-point evaluation, under hydrogen-only relaxation with heavy atoms restrained, and under the unrestrained full minimization used in the main text, reporting </w:t>
-      </w:r>
-      <w:proofErr w:type="spellStart"/>
-      <w:r>
-        <w:rPr>
-          <w:color w:val="FF0000"/>
-        </w:rPr>
-        <w:t>ΔΔETotal</w:t>
-      </w:r>
-      <w:proofErr w:type="spellEnd"/>
-      <w:r>
-        <w:rPr>
-          <w:color w:val="FF0000"/>
-        </w:rPr>
-        <w:t xml:space="preserve"> and each component side by side so the sensitivity is visible (Supplementary Table 5).</w:t>
-      </w:r>
-    </w:p>
-    <w:p>
-      <w:pPr>
-        <w:spacing w:after="200"/>
-        <w:ind w:left="420"/>
-      </w:pPr>
-      <w:r>
-        <w:rPr>
-          <w:color w:val="FF0000"/>
-        </w:rPr>
         <w:t xml:space="preserve">The comparison is now in Supplementary Table 5, for six genotypes with sampling otherwise identical to the main text. We report it plainly, including where it is unflattering. Under single-point evaluation the calculation is not merely noisier but unusable: WT-referenced </w:t>
       </w:r>
       <w:proofErr w:type="spellStart"/>

--- a/revisions/Response-to-Reviewers.docx
+++ b/revisions/Response-to-Reviewers.docx
@@ -55,13 +55,37 @@
         <w:rPr>
           <w:color w:val="FF0000"/>
         </w:rPr>
-        <w:t xml:space="preserve">We thank the editor and the three reviewers for a careful and constructive set of reports. </w:t>
-      </w:r>
-      <w:r>
-        <w:rPr>
-          <w:color w:val="FF0000"/>
-        </w:rPr>
-        <w:t xml:space="preserve">We believe the updates made due to these reviews have significantly improved the </w:t>
+        <w:t xml:space="preserve">We thank the editor and the three reviewers for a careful and constructive set of </w:t>
+      </w:r>
+      <w:r>
+        <w:rPr>
+          <w:color w:val="FF0000"/>
+        </w:rPr>
+        <w:t>critiques</w:t>
+      </w:r>
+      <w:r>
+        <w:rPr>
+          <w:color w:val="FF0000"/>
+        </w:rPr>
+        <w:t xml:space="preserve">. </w:t>
+      </w:r>
+      <w:r>
+        <w:rPr>
+          <w:color w:val="FF0000"/>
+        </w:rPr>
+        <w:t xml:space="preserve">We believe the updates made due to these reviews have significantly </w:t>
+      </w:r>
+      <w:r>
+        <w:rPr>
+          <w:color w:val="FF0000"/>
+        </w:rPr>
+        <w:t>strengthened</w:t>
+      </w:r>
+      <w:r>
+        <w:rPr>
+          <w:color w:val="FF0000"/>
+        </w:rPr>
+        <w:t xml:space="preserve"> the </w:t>
       </w:r>
       <w:r>
         <w:rPr>
@@ -218,7 +242,7 @@
         <w:rPr>
           <w:color w:val="FF0000"/>
         </w:rPr>
-        <w:t>k. Accordingly,</w:t>
+        <w:t>k.</w:t>
       </w:r>
       <w:r>
         <w:rPr>
@@ -230,7 +254,25 @@
         <w:rPr>
           <w:color w:val="FF0000"/>
         </w:rPr>
-        <w:t>we have made several updates to the manuscript</w:t>
+        <w:t>W</w:t>
+      </w:r>
+      <w:r>
+        <w:rPr>
+          <w:color w:val="FF0000"/>
+        </w:rPr>
+        <w:t>e have</w:t>
+      </w:r>
+      <w:r>
+        <w:rPr>
+          <w:color w:val="FF0000"/>
+        </w:rPr>
+        <w:t>, accordingly,</w:t>
+      </w:r>
+      <w:r>
+        <w:rPr>
+          <w:color w:val="FF0000"/>
+        </w:rPr>
+        <w:t xml:space="preserve"> made several updates to the manuscript</w:t>
       </w:r>
       <w:r>
         <w:rPr>
@@ -243,13 +285,17 @@
       <w:pPr>
         <w:pStyle w:val="Heading2"/>
         <w:spacing w:before="320" w:after="160"/>
-      </w:pPr>
-      <w:r>
-        <w:rPr>
-          <w:b/>
-          <w:bCs/>
-        </w:rPr>
-        <w:t>Reviewer 1, comment 1 — weak correlation with phenotype</w:t>
+        <w:rPr>
+          <w:color w:val="000000" w:themeColor="text1"/>
+        </w:rPr>
+      </w:pPr>
+      <w:r>
+        <w:rPr>
+          <w:b/>
+          <w:bCs/>
+          <w:color w:val="000000" w:themeColor="text1"/>
+        </w:rPr>
+        <w:t>Reviewer 1, comment 1</w:t>
       </w:r>
     </w:p>
     <w:p>
@@ -323,7 +369,13 @@
         <w:rPr>
           <w:color w:val="FF0000"/>
         </w:rPr>
-        <w:t>This is correct and, accordingly, we have added the following text in the Discussion section:</w:t>
+        <w:t>In light of this comment,</w:t>
+      </w:r>
+      <w:r>
+        <w:rPr>
+          <w:color w:val="FF0000"/>
+        </w:rPr>
+        <w:t xml:space="preserve"> we have added the following text in the Discussion section:</w:t>
       </w:r>
     </w:p>
     <w:p>
